--- a/Progres-Fatimah/Jurnal Submit/submit/JDMT/Main Mnuscript.docx
+++ b/Progres-Fatimah/Jurnal Submit/submit/JDMT/Main Mnuscript.docx
@@ -401,7 +401,7 @@
         <w:jc w:val="both"/>
       </w:pPr>
       <w:r>
-        <w:t>The authors used ChatGPT by OpenAI for language editing, journal-format adjustment, and readability improvement. All scientific content, data, interpretations, and references were reviewed and approved by the authors, who assume full responsibility for the final manuscript.</w:t>
+        <w:t>The authors used ChatGPT by OpenAI for language editing. All scientific content, data, interpretations, and references were reviewed and approved by the authors, who assume full responsibility for the final manuscript.</w:t>
       </w:r>
     </w:p>
     <w:p>
@@ -423,6 +423,7 @@
     <w:p>
       <w:pPr>
         <w:spacing w:after="0" w:line="480" w:lineRule="auto"/>
+        <w:jc w:val="both"/>
       </w:pPr>
       <w:r>
         <w:t>1. Baiju RM, Peter E, Varghese NO, Sivaram R. Oral health and quality of life: current concepts. J Clin diagnostic Res JCDR. 2017;11(6):ZE21.</w:t>
@@ -431,6 +432,7 @@
     <w:p>
       <w:pPr>
         <w:spacing w:after="0" w:line="480" w:lineRule="auto"/>
+        <w:jc w:val="both"/>
       </w:pPr>
       <w:r>
         <w:t>2. Subramaniam P, Girish Babu KL. Effect of herbal agents on Streptococcus mutans: A review of literature. J Nat Sci Biol Med. 2014;5(2):359–65.</w:t>
@@ -439,6 +441,7 @@
     <w:p>
       <w:pPr>
         <w:spacing w:after="0" w:line="480" w:lineRule="auto"/>
+        <w:jc w:val="both"/>
       </w:pPr>
       <w:r>
         <w:t>3. Ali M, Chaudhary N. Herbal alternatives in tooth whitening: A systematic review of natural bleaching agents. J Herb Med. 2021;27:100427.</w:t>
@@ -447,6 +450,7 @@
     <w:p>
       <w:pPr>
         <w:spacing w:after="0" w:line="480" w:lineRule="auto"/>
+        <w:jc w:val="both"/>
       </w:pPr>
       <w:r>
         <w:t>4. Spanemberg JC, Cardoso JA, Slob E, López-López J. Quality of life related to oral health and its impact in adults. J Stomatol oral Maxillofac Surg. 2019;120(3):234–9.</w:t>
@@ -455,6 +459,7 @@
     <w:p>
       <w:pPr>
         <w:spacing w:after="0" w:line="480" w:lineRule="auto"/>
+        <w:jc w:val="both"/>
       </w:pPr>
       <w:r>
         <w:t>5. Kharisma AD, Lestari D. Kandungan fitokimia tomat dan potensinya sebagai agen pemutih gigi alami. J Farm Indones. 2020;12(3):150–7.</w:t>
@@ -463,6 +468,7 @@
     <w:p>
       <w:pPr>
         <w:spacing w:after="0" w:line="480" w:lineRule="auto"/>
+        <w:jc w:val="both"/>
       </w:pPr>
       <w:r>
         <w:t>6. Dewi SP, Hartanti AT. Pengaruh ekstrak tomat (Solanum lycopersicum) terhadap perubahan warna gigi. J Mater Kedokt Gigi Indones. 2019;8(2):23–9.</w:t>
@@ -471,6 +477,7 @@
     <w:p>
       <w:pPr>
         <w:spacing w:after="0" w:line="480" w:lineRule="auto"/>
+        <w:jc w:val="both"/>
       </w:pPr>
       <w:r>
         <w:lastRenderedPageBreak/>
@@ -480,6 +487,7 @@
     <w:p>
       <w:pPr>
         <w:spacing w:after="0" w:line="480" w:lineRule="auto"/>
+        <w:jc w:val="both"/>
       </w:pPr>
       <w:r>
         <w:t>8. Kharisma AD, Lestari D. Phytochemical constituents and antibacterial activity of Ocimum basilicum against oral pathogens: A systematic review. Pharmacogn Rev. 2020;14(28):75–82.</w:t>
@@ -488,6 +496,7 @@
     <w:p>
       <w:pPr>
         <w:spacing w:after="0" w:line="480" w:lineRule="auto"/>
+        <w:jc w:val="both"/>
       </w:pPr>
       <w:r>
         <w:t>9. Fani M, Kohanteb J. In vitro antimicrobial activity of Ocimum basilicum and Ocimum sanctum essential oils against Streptococcus mutans. J Dent. 2017;18(4):210–6.</w:t>
@@ -496,6 +505,7 @@
     <w:p>
       <w:pPr>
         <w:spacing w:after="0" w:line="480" w:lineRule="auto"/>
+        <w:jc w:val="both"/>
       </w:pPr>
       <w:r>
         <w:t>10. Zhakipbekov K, Atazhanova G, Dukenbayeva A, Kudaibergenov S. Ocimum basilicum L.: Chemical composition and biological activities—A comprehensive review. Molecules. 2024;29(5):1121.</w:t>
@@ -504,6 +514,7 @@
     <w:p>
       <w:pPr>
         <w:spacing w:after="0" w:line="480" w:lineRule="auto"/>
+        <w:jc w:val="both"/>
       </w:pPr>
       <w:r>
         <w:t>11. de Aguiar AC, de Lima Damasceno BPG, da Silva L. Antimicrobial activity of selected essential oils against oral pathogens. J Appl Oral Sci. 2018;26:e20160479.</w:t>
@@ -512,6 +523,7 @@
     <w:p>
       <w:pPr>
         <w:spacing w:after="0" w:line="480" w:lineRule="auto"/>
+        <w:jc w:val="both"/>
       </w:pPr>
       <w:r>
         <w:t>12. Syahrul A, Syahriel M. Efektivitas ekstrak kemangi (Ocimum basilicum) terhadap Streptococcus mutans penyebab karies gigi: Kajian laboratorium. J Penelit Kesehat. 2021;19(2):101–9.</w:t>
@@ -520,6 +532,7 @@
     <w:p>
       <w:pPr>
         <w:spacing w:after="0" w:line="480" w:lineRule="auto"/>
+        <w:jc w:val="both"/>
       </w:pPr>
       <w:r>
         <w:t>13. Bayala B, Bassolé IHN, Scifo R, Gnoula C, Morel L, Lobaccaro JMA, et al. Antioxidant, anti-inflammatory and antiproliferative activities of essential oils of plants used in traditional medicine in Burkina Faso. PLoS One. 2014;9(12):e113691.</w:t>
@@ -528,6 +541,7 @@
     <w:p>
       <w:pPr>
         <w:spacing w:after="0" w:line="480" w:lineRule="auto"/>
+        <w:jc w:val="both"/>
       </w:pPr>
       <w:r>
         <w:t>14. Strużycka I. The oral microbiome in dental caries. Polish J Microbiol. 2014;63(2):127.</w:t>
@@ -536,6 +550,7 @@
     <w:p>
       <w:pPr>
         <w:spacing w:after="0" w:line="480" w:lineRule="auto"/>
+        <w:jc w:val="both"/>
       </w:pPr>
       <w:r>
         <w:t>15. Mulky MJ, Kamath AT, Hedge MN. Effect of tomato extract on tooth stains: An in vitro study. J Clin Diagnostic Res. 2014;8(6):45–8.</w:t>
@@ -544,6 +559,7 @@
     <w:p>
       <w:pPr>
         <w:spacing w:after="0" w:line="480" w:lineRule="auto"/>
+        <w:jc w:val="both"/>
       </w:pPr>
       <w:r>
         <w:t>16. Abdullah R. Tomato extract as a natural bleaching agent: An in-vitro study. J Oral Biol. 2021;8(2):45–52.</w:t>
@@ -552,6 +568,7 @@
     <w:p>
       <w:pPr>
         <w:spacing w:after="0" w:line="480" w:lineRule="auto"/>
+        <w:jc w:val="both"/>
       </w:pPr>
       <w:r>
         <w:lastRenderedPageBreak/>
@@ -561,6 +578,7 @@
     <w:p>
       <w:pPr>
         <w:spacing w:after="0" w:line="480" w:lineRule="auto"/>
+        <w:jc w:val="both"/>
       </w:pPr>
       <w:r>
         <w:t>18. Ningrum RP, Waznah L. Daya hambat ekstrak daun kemangi terhadap pertumbuhan Streptococcus mutans. J Kesehat Masy Andalas. 2018;12(1):33–8.</w:t>
@@ -569,6 +587,7 @@
     <w:p>
       <w:pPr>
         <w:spacing w:after="0" w:line="480" w:lineRule="auto"/>
+        <w:jc w:val="both"/>
       </w:pPr>
       <w:r>
         <w:t>19. Benahmed AG, Gasmi A, Menzel A, Hrynovets I, Chirumbolo S, Shanaida M, et al. A review on natural teeth whitening. J oral Biosci. 2022;64(1):49–58.</w:t>
@@ -577,6 +596,7 @@
     <w:p>
       <w:pPr>
         <w:spacing w:after="0" w:line="480" w:lineRule="auto"/>
+        <w:jc w:val="both"/>
       </w:pPr>
       <w:r>
         <w:t>20. Fani M, Kohanteb J. In vitro antibacterial activity of Ocimum basilicum and Ocimum sanctum essential oils against Streptococcus mutans. J Dent. 2017;18(4):210–6.</w:t>
@@ -585,6 +605,7 @@
     <w:p>
       <w:pPr>
         <w:spacing w:after="0" w:line="480" w:lineRule="auto"/>
+        <w:jc w:val="both"/>
       </w:pPr>
       <w:r>
         <w:t>21. Sharma A, Rajput R. Phytochemical analysis and antibacterial activity of Ocimum basilicum L. Int J Pharm Sci Rev Res. 2016;38(1):66–70.</w:t>
